--- a/lessons/4-4/downloads/reveal/teacher/4.4-session-1-prerequisite-practice-b.docx
+++ b/lessons/4-4/downloads/reveal/teacher/4.4-session-1-prerequisite-practice-b.docx
@@ -114,7 +114,7 @@
           <w:sz w:val="17"/>
           <w:szCs w:val="17"/>
         </w:rPr>
-        <w:t xml:space="preserve">Builds on Lesson 4-2 Session 1 · 6.RP.A.3c</w:t>
+        <w:t xml:space="preserve">Builds on Lesson 4-2 Session 1</w:t>
       </w:r>
     </w:p>
     <w:tbl>
@@ -245,7 +245,7 @@
                 <w:sz w:val="20"/>
                 <w:szCs w:val="20"/>
               </w:rPr>
-              <w:t xml:space="preserve">You will use it in Practice Form A, problems 1 and 4.</w:t>
+              <w:t xml:space="preserve">You will use it in Practice, problems 1 and 4.</w:t>
             </w:r>
           </w:p>
         </w:tc>
@@ -261,6 +261,7 @@
           <w:tab w:val="right" w:pos="9504"/>
         </w:tabs>
         <w:spacing w:before="50" w:after="36" w:line="240" w:lineRule="auto"/>
+        <w:outlineLvl w:val="1"/>
       </w:pPr>
       <w:r>
         <w:rPr>
@@ -527,6 +528,7 @@
           <w:tab w:val="right" w:pos="9504"/>
         </w:tabs>
         <w:spacing w:before="50" w:after="36" w:line="240" w:lineRule="auto"/>
+        <w:outlineLvl w:val="1"/>
       </w:pPr>
       <w:r>
         <w:rPr>
@@ -733,6 +735,7 @@
           <w:tab w:val="right" w:pos="9504"/>
         </w:tabs>
         <w:spacing w:before="50" w:after="36" w:line="240" w:lineRule="auto"/>
+        <w:outlineLvl w:val="1"/>
       </w:pPr>
       <w:r>
         <w:rPr>
@@ -779,8 +782,8 @@
           <w:rFonts w:ascii="Avenir Next" w:hAnsi="Avenir Next" w:cs="Avenir Next" w:eastAsia="Avenir Next"/>
           <w:b/>
           <w:color w:val="1A1A1A"/>
-          <w:sz w:val="22"/>
-          <w:szCs w:val="22"/>
+          <w:sz w:val="21"/>
+          <w:szCs w:val="21"/>
         </w:rPr>
         <w:t xml:space="preserve">1.</w:t>
       </w:r>
@@ -788,8 +791,8 @@
         <w:rPr>
           <w:rFonts w:ascii="Avenir Next" w:hAnsi="Avenir Next" w:cs="Avenir Next" w:eastAsia="Avenir Next"/>
           <w:color w:val="1A1A1A"/>
-          <w:sz w:val="22"/>
-          <w:szCs w:val="22"/>
+          <w:sz w:val="21"/>
+          <w:szCs w:val="21"/>
         </w:rPr>
         <w:tab/>
       </w:r>
@@ -797,8 +800,8 @@
         <w:rPr>
           <w:rFonts w:ascii="Avenir Next" w:hAnsi="Avenir Next" w:cs="Avenir Next" w:eastAsia="Avenir Next"/>
           <w:color w:val="1A1A1A"/>
-          <w:sz w:val="22"/>
-          <w:szCs w:val="22"/>
+          <w:sz w:val="21"/>
+          <w:szCs w:val="21"/>
         </w:rPr>
         <w:t xml:space="preserve">Write 8% as a decimal.</w:t>
       </w:r>
@@ -975,8 +978,8 @@
           <w:rFonts w:ascii="Avenir Next" w:hAnsi="Avenir Next" w:cs="Avenir Next" w:eastAsia="Avenir Next"/>
           <w:b/>
           <w:color w:val="1A1A1A"/>
-          <w:sz w:val="22"/>
-          <w:szCs w:val="22"/>
+          <w:sz w:val="21"/>
+          <w:szCs w:val="21"/>
         </w:rPr>
         <w:t xml:space="preserve">2.</w:t>
       </w:r>
@@ -984,8 +987,8 @@
         <w:rPr>
           <w:rFonts w:ascii="Avenir Next" w:hAnsi="Avenir Next" w:cs="Avenir Next" w:eastAsia="Avenir Next"/>
           <w:color w:val="1A1A1A"/>
-          <w:sz w:val="22"/>
-          <w:szCs w:val="22"/>
+          <w:sz w:val="21"/>
+          <w:szCs w:val="21"/>
         </w:rPr>
         <w:tab/>
       </w:r>
@@ -993,8 +996,8 @@
         <w:rPr>
           <w:rFonts w:ascii="Avenir Next" w:hAnsi="Avenir Next" w:cs="Avenir Next" w:eastAsia="Avenir Next"/>
           <w:color w:val="1A1A1A"/>
-          <w:sz w:val="22"/>
-          <w:szCs w:val="22"/>
+          <w:sz w:val="21"/>
+          <w:szCs w:val="21"/>
         </w:rPr>
         <w:t xml:space="preserve">Write 70% as a decimal.</w:t>
       </w:r>
@@ -1139,7 +1142,7 @@
           <w:sz w:val="21"/>
           <w:szCs w:val="21"/>
         </w:rPr>
-        <w:t xml:space="preserve">70% = 0.70 = </w:t>
+        <w:t xml:space="preserve">70% = </w:t>
       </w:r>
       <w:r>
         <w:rPr>
@@ -1167,6 +1170,7 @@
           <w:tab w:val="right" w:pos="9504"/>
         </w:tabs>
         <w:spacing w:before="50" w:after="36" w:line="240" w:lineRule="auto"/>
+        <w:outlineLvl w:val="1"/>
       </w:pPr>
       <w:r>
         <w:rPr>
@@ -1251,8 +1255,8 @@
                 <w:rFonts w:ascii="Avenir Next" w:hAnsi="Avenir Next" w:cs="Avenir Next" w:eastAsia="Avenir Next"/>
                 <w:b/>
                 <w:color w:val="1A1A1A"/>
-                <w:sz w:val="22"/>
-                <w:szCs w:val="22"/>
+                <w:sz w:val="21"/>
+                <w:szCs w:val="21"/>
               </w:rPr>
               <w:t xml:space="preserve">3.</w:t>
             </w:r>
@@ -1260,8 +1264,8 @@
               <w:rPr>
                 <w:rFonts w:ascii="Avenir Next" w:hAnsi="Avenir Next" w:cs="Avenir Next" w:eastAsia="Avenir Next"/>
                 <w:color w:val="1A1A1A"/>
-                <w:sz w:val="22"/>
-                <w:szCs w:val="22"/>
+                <w:sz w:val="21"/>
+                <w:szCs w:val="21"/>
               </w:rPr>
               <w:tab/>
             </w:r>
@@ -1269,8 +1273,8 @@
               <w:rPr>
                 <w:rFonts w:ascii="Avenir Next" w:hAnsi="Avenir Next" w:cs="Avenir Next" w:eastAsia="Avenir Next"/>
                 <w:color w:val="1A1A1A"/>
-                <w:sz w:val="22"/>
-                <w:szCs w:val="22"/>
+                <w:sz w:val="21"/>
+                <w:szCs w:val="21"/>
               </w:rPr>
               <w:t xml:space="preserve">Write each percent as a decimal.</w:t>
             </w:r>
@@ -1325,8 +1329,8 @@
                       <w:rFonts w:ascii="Avenir Next" w:hAnsi="Avenir Next" w:cs="Avenir Next" w:eastAsia="Avenir Next"/>
                       <w:b/>
                       <w:color w:val="003A70"/>
-                      <w:sz w:val="22"/>
-                      <w:szCs w:val="22"/>
+                      <w:sz w:val="21"/>
+                      <w:szCs w:val="21"/>
                     </w:rPr>
                     <w:t xml:space="preserve">a.</w:t>
                   </w:r>
@@ -1334,8 +1338,8 @@
                     <w:rPr>
                       <w:rFonts w:ascii="Avenir Next" w:hAnsi="Avenir Next" w:cs="Avenir Next" w:eastAsia="Avenir Next"/>
                       <w:color w:val="1A1A1A"/>
-                      <w:sz w:val="22"/>
-                      <w:szCs w:val="22"/>
+                      <w:sz w:val="21"/>
+                      <w:szCs w:val="21"/>
                     </w:rPr>
                     <w:tab/>
                   </w:r>
@@ -1343,8 +1347,8 @@
                     <w:rPr>
                       <w:rFonts w:ascii="Avenir Next" w:hAnsi="Avenir Next" w:cs="Avenir Next" w:eastAsia="Avenir Next"/>
                       <w:color w:val="1A1A1A"/>
-                      <w:sz w:val="22"/>
-                      <w:szCs w:val="22"/>
+                      <w:sz w:val="21"/>
+                      <w:szCs w:val="21"/>
                     </w:rPr>
                     <w:t xml:space="preserve">25% =</w:t>
                   </w:r>
@@ -1352,8 +1356,8 @@
                     <w:rPr>
                       <w:rFonts w:ascii="Avenir Next" w:hAnsi="Avenir Next" w:cs="Avenir Next" w:eastAsia="Avenir Next"/>
                       <w:color w:val="1A1A1A"/>
-                      <w:sz w:val="22"/>
-                      <w:szCs w:val="22"/>
+                      <w:sz w:val="21"/>
+                      <w:szCs w:val="21"/>
                     </w:rPr>
                     <w:t xml:space="preserve">  </w:t>
                   </w:r>
@@ -1361,11 +1365,11 @@
                     <w:rPr>
                       <w:rFonts w:ascii="Avenir Next" w:hAnsi="Avenir Next" w:cs="Avenir Next" w:eastAsia="Avenir Next"/>
                       <w:color w:val="1A1A1A"/>
-                      <w:sz w:val="22"/>
-                      <w:szCs w:val="22"/>
+                      <w:sz w:val="21"/>
+                      <w:szCs w:val="21"/>
                       <w:u w:val="single"/>
                     </w:rPr>
-                    <w:t xml:space="preserve">      </w:t>
+                    <w:t xml:space="preserve">          </w:t>
                   </w:r>
                 </w:p>
               </w:tc>
@@ -1387,8 +1391,8 @@
                       <w:rFonts w:ascii="Avenir Next" w:hAnsi="Avenir Next" w:cs="Avenir Next" w:eastAsia="Avenir Next"/>
                       <w:b/>
                       <w:color w:val="003A70"/>
-                      <w:sz w:val="22"/>
-                      <w:szCs w:val="22"/>
+                      <w:sz w:val="21"/>
+                      <w:szCs w:val="21"/>
                     </w:rPr>
                     <w:t xml:space="preserve">b.</w:t>
                   </w:r>
@@ -1396,8 +1400,8 @@
                     <w:rPr>
                       <w:rFonts w:ascii="Avenir Next" w:hAnsi="Avenir Next" w:cs="Avenir Next" w:eastAsia="Avenir Next"/>
                       <w:color w:val="1A1A1A"/>
-                      <w:sz w:val="22"/>
-                      <w:szCs w:val="22"/>
+                      <w:sz w:val="21"/>
+                      <w:szCs w:val="21"/>
                     </w:rPr>
                     <w:tab/>
                   </w:r>
@@ -1405,8 +1409,8 @@
                     <w:rPr>
                       <w:rFonts w:ascii="Avenir Next" w:hAnsi="Avenir Next" w:cs="Avenir Next" w:eastAsia="Avenir Next"/>
                       <w:color w:val="1A1A1A"/>
-                      <w:sz w:val="22"/>
-                      <w:szCs w:val="22"/>
+                      <w:sz w:val="21"/>
+                      <w:szCs w:val="21"/>
                     </w:rPr>
                     <w:t xml:space="preserve">5% =</w:t>
                   </w:r>
@@ -1414,8 +1418,8 @@
                     <w:rPr>
                       <w:rFonts w:ascii="Avenir Next" w:hAnsi="Avenir Next" w:cs="Avenir Next" w:eastAsia="Avenir Next"/>
                       <w:color w:val="1A1A1A"/>
-                      <w:sz w:val="22"/>
-                      <w:szCs w:val="22"/>
+                      <w:sz w:val="21"/>
+                      <w:szCs w:val="21"/>
                     </w:rPr>
                     <w:t xml:space="preserve">  </w:t>
                   </w:r>
@@ -1423,11 +1427,11 @@
                     <w:rPr>
                       <w:rFonts w:ascii="Avenir Next" w:hAnsi="Avenir Next" w:cs="Avenir Next" w:eastAsia="Avenir Next"/>
                       <w:color w:val="1A1A1A"/>
-                      <w:sz w:val="22"/>
-                      <w:szCs w:val="22"/>
+                      <w:sz w:val="21"/>
+                      <w:szCs w:val="21"/>
                       <w:u w:val="single"/>
                     </w:rPr>
-                    <w:t xml:space="preserve">      </w:t>
+                    <w:t xml:space="preserve">          </w:t>
                   </w:r>
                 </w:p>
               </w:tc>
@@ -1449,8 +1453,8 @@
                       <w:rFonts w:ascii="Avenir Next" w:hAnsi="Avenir Next" w:cs="Avenir Next" w:eastAsia="Avenir Next"/>
                       <w:b/>
                       <w:color w:val="003A70"/>
-                      <w:sz w:val="22"/>
-                      <w:szCs w:val="22"/>
+                      <w:sz w:val="21"/>
+                      <w:szCs w:val="21"/>
                     </w:rPr>
                     <w:t xml:space="preserve">c.</w:t>
                   </w:r>
@@ -1458,8 +1462,8 @@
                     <w:rPr>
                       <w:rFonts w:ascii="Avenir Next" w:hAnsi="Avenir Next" w:cs="Avenir Next" w:eastAsia="Avenir Next"/>
                       <w:color w:val="1A1A1A"/>
-                      <w:sz w:val="22"/>
-                      <w:szCs w:val="22"/>
+                      <w:sz w:val="21"/>
+                      <w:szCs w:val="21"/>
                     </w:rPr>
                     <w:tab/>
                   </w:r>
@@ -1467,8 +1471,8 @@
                     <w:rPr>
                       <w:rFonts w:ascii="Avenir Next" w:hAnsi="Avenir Next" w:cs="Avenir Next" w:eastAsia="Avenir Next"/>
                       <w:color w:val="1A1A1A"/>
-                      <w:sz w:val="22"/>
-                      <w:szCs w:val="22"/>
+                      <w:sz w:val="21"/>
+                      <w:szCs w:val="21"/>
                     </w:rPr>
                     <w:t xml:space="preserve">60% =</w:t>
                   </w:r>
@@ -1476,8 +1480,8 @@
                     <w:rPr>
                       <w:rFonts w:ascii="Avenir Next" w:hAnsi="Avenir Next" w:cs="Avenir Next" w:eastAsia="Avenir Next"/>
                       <w:color w:val="1A1A1A"/>
-                      <w:sz w:val="22"/>
-                      <w:szCs w:val="22"/>
+                      <w:sz w:val="21"/>
+                      <w:szCs w:val="21"/>
                     </w:rPr>
                     <w:t xml:space="preserve">  </w:t>
                   </w:r>
@@ -1485,11 +1489,11 @@
                     <w:rPr>
                       <w:rFonts w:ascii="Avenir Next" w:hAnsi="Avenir Next" w:cs="Avenir Next" w:eastAsia="Avenir Next"/>
                       <w:color w:val="1A1A1A"/>
-                      <w:sz w:val="22"/>
-                      <w:szCs w:val="22"/>
+                      <w:sz w:val="21"/>
+                      <w:szCs w:val="21"/>
                       <w:u w:val="single"/>
                     </w:rPr>
-                    <w:t xml:space="preserve">      </w:t>
+                    <w:t xml:space="preserve">          </w:t>
                   </w:r>
                 </w:p>
               </w:tc>
@@ -1517,8 +1521,8 @@
                       <w:rFonts w:ascii="Avenir Next" w:hAnsi="Avenir Next" w:cs="Avenir Next" w:eastAsia="Avenir Next"/>
                       <w:b/>
                       <w:color w:val="003A70"/>
-                      <w:sz w:val="22"/>
-                      <w:szCs w:val="22"/>
+                      <w:sz w:val="21"/>
+                      <w:szCs w:val="21"/>
                     </w:rPr>
                     <w:t xml:space="preserve">d.</w:t>
                   </w:r>
@@ -1526,8 +1530,8 @@
                     <w:rPr>
                       <w:rFonts w:ascii="Avenir Next" w:hAnsi="Avenir Next" w:cs="Avenir Next" w:eastAsia="Avenir Next"/>
                       <w:color w:val="1A1A1A"/>
-                      <w:sz w:val="22"/>
-                      <w:szCs w:val="22"/>
+                      <w:sz w:val="21"/>
+                      <w:szCs w:val="21"/>
                     </w:rPr>
                     <w:tab/>
                   </w:r>
@@ -1535,8 +1539,8 @@
                     <w:rPr>
                       <w:rFonts w:ascii="Avenir Next" w:hAnsi="Avenir Next" w:cs="Avenir Next" w:eastAsia="Avenir Next"/>
                       <w:color w:val="1A1A1A"/>
-                      <w:sz w:val="22"/>
-                      <w:szCs w:val="22"/>
+                      <w:sz w:val="21"/>
+                      <w:szCs w:val="21"/>
                     </w:rPr>
                     <w:t xml:space="preserve">12% =</w:t>
                   </w:r>
@@ -1544,8 +1548,8 @@
                     <w:rPr>
                       <w:rFonts w:ascii="Avenir Next" w:hAnsi="Avenir Next" w:cs="Avenir Next" w:eastAsia="Avenir Next"/>
                       <w:color w:val="1A1A1A"/>
-                      <w:sz w:val="22"/>
-                      <w:szCs w:val="22"/>
+                      <w:sz w:val="21"/>
+                      <w:szCs w:val="21"/>
                     </w:rPr>
                     <w:t xml:space="preserve">  </w:t>
                   </w:r>
@@ -1553,11 +1557,11 @@
                     <w:rPr>
                       <w:rFonts w:ascii="Avenir Next" w:hAnsi="Avenir Next" w:cs="Avenir Next" w:eastAsia="Avenir Next"/>
                       <w:color w:val="1A1A1A"/>
-                      <w:sz w:val="22"/>
-                      <w:szCs w:val="22"/>
+                      <w:sz w:val="21"/>
+                      <w:szCs w:val="21"/>
                       <w:u w:val="single"/>
                     </w:rPr>
-                    <w:t xml:space="preserve">      </w:t>
+                    <w:t xml:space="preserve">          </w:t>
                   </w:r>
                 </w:p>
               </w:tc>
@@ -1579,8 +1583,8 @@
                       <w:rFonts w:ascii="Avenir Next" w:hAnsi="Avenir Next" w:cs="Avenir Next" w:eastAsia="Avenir Next"/>
                       <w:b/>
                       <w:color w:val="003A70"/>
-                      <w:sz w:val="22"/>
-                      <w:szCs w:val="22"/>
+                      <w:sz w:val="21"/>
+                      <w:szCs w:val="21"/>
                     </w:rPr>
                     <w:t xml:space="preserve">e.</w:t>
                   </w:r>
@@ -1588,8 +1592,8 @@
                     <w:rPr>
                       <w:rFonts w:ascii="Avenir Next" w:hAnsi="Avenir Next" w:cs="Avenir Next" w:eastAsia="Avenir Next"/>
                       <w:color w:val="1A1A1A"/>
-                      <w:sz w:val="22"/>
-                      <w:szCs w:val="22"/>
+                      <w:sz w:val="21"/>
+                      <w:szCs w:val="21"/>
                     </w:rPr>
                     <w:tab/>
                   </w:r>
@@ -1597,8 +1601,8 @@
                     <w:rPr>
                       <w:rFonts w:ascii="Avenir Next" w:hAnsi="Avenir Next" w:cs="Avenir Next" w:eastAsia="Avenir Next"/>
                       <w:color w:val="1A1A1A"/>
-                      <w:sz w:val="22"/>
-                      <w:szCs w:val="22"/>
+                      <w:sz w:val="21"/>
+                      <w:szCs w:val="21"/>
                     </w:rPr>
                     <w:t xml:space="preserve">3% =</w:t>
                   </w:r>
@@ -1606,8 +1610,8 @@
                     <w:rPr>
                       <w:rFonts w:ascii="Avenir Next" w:hAnsi="Avenir Next" w:cs="Avenir Next" w:eastAsia="Avenir Next"/>
                       <w:color w:val="1A1A1A"/>
-                      <w:sz w:val="22"/>
-                      <w:szCs w:val="22"/>
+                      <w:sz w:val="21"/>
+                      <w:szCs w:val="21"/>
                     </w:rPr>
                     <w:t xml:space="preserve">  </w:t>
                   </w:r>
@@ -1615,11 +1619,11 @@
                     <w:rPr>
                       <w:rFonts w:ascii="Avenir Next" w:hAnsi="Avenir Next" w:cs="Avenir Next" w:eastAsia="Avenir Next"/>
                       <w:color w:val="1A1A1A"/>
-                      <w:sz w:val="22"/>
-                      <w:szCs w:val="22"/>
+                      <w:sz w:val="21"/>
+                      <w:szCs w:val="21"/>
                       <w:u w:val="single"/>
                     </w:rPr>
-                    <w:t xml:space="preserve">      </w:t>
+                    <w:t xml:space="preserve">          </w:t>
                   </w:r>
                 </w:p>
               </w:tc>
@@ -1641,8 +1645,8 @@
                       <w:rFonts w:ascii="Avenir Next" w:hAnsi="Avenir Next" w:cs="Avenir Next" w:eastAsia="Avenir Next"/>
                       <w:b/>
                       <w:color w:val="003A70"/>
-                      <w:sz w:val="22"/>
-                      <w:szCs w:val="22"/>
+                      <w:sz w:val="21"/>
+                      <w:szCs w:val="21"/>
                     </w:rPr>
                     <w:t xml:space="preserve">f.</w:t>
                   </w:r>
@@ -1650,8 +1654,8 @@
                     <w:rPr>
                       <w:rFonts w:ascii="Avenir Next" w:hAnsi="Avenir Next" w:cs="Avenir Next" w:eastAsia="Avenir Next"/>
                       <w:color w:val="1A1A1A"/>
-                      <w:sz w:val="22"/>
-                      <w:szCs w:val="22"/>
+                      <w:sz w:val="21"/>
+                      <w:szCs w:val="21"/>
                     </w:rPr>
                     <w:tab/>
                   </w:r>
@@ -1659,8 +1663,8 @@
                     <w:rPr>
                       <w:rFonts w:ascii="Avenir Next" w:hAnsi="Avenir Next" w:cs="Avenir Next" w:eastAsia="Avenir Next"/>
                       <w:color w:val="1A1A1A"/>
-                      <w:sz w:val="22"/>
-                      <w:szCs w:val="22"/>
+                      <w:sz w:val="21"/>
+                      <w:szCs w:val="21"/>
                     </w:rPr>
                     <w:t xml:space="preserve">90% =</w:t>
                   </w:r>
@@ -1668,8 +1672,8 @@
                     <w:rPr>
                       <w:rFonts w:ascii="Avenir Next" w:hAnsi="Avenir Next" w:cs="Avenir Next" w:eastAsia="Avenir Next"/>
                       <w:color w:val="1A1A1A"/>
-                      <w:sz w:val="22"/>
-                      <w:szCs w:val="22"/>
+                      <w:sz w:val="21"/>
+                      <w:szCs w:val="21"/>
                     </w:rPr>
                     <w:t xml:space="preserve">  </w:t>
                   </w:r>
@@ -1677,11 +1681,11 @@
                     <w:rPr>
                       <w:rFonts w:ascii="Avenir Next" w:hAnsi="Avenir Next" w:cs="Avenir Next" w:eastAsia="Avenir Next"/>
                       <w:color w:val="1A1A1A"/>
-                      <w:sz w:val="22"/>
-                      <w:szCs w:val="22"/>
+                      <w:sz w:val="21"/>
+                      <w:szCs w:val="21"/>
                       <w:u w:val="single"/>
                     </w:rPr>
-                    <w:t xml:space="preserve">      </w:t>
+                    <w:t xml:space="preserve">          </w:t>
                   </w:r>
                 </w:p>
               </w:tc>
@@ -1749,7 +1753,7 @@
           <w:sz w:val="17"/>
           <w:szCs w:val="17"/>
         </w:rPr>
-        <w:t xml:space="preserve">Builds on Lesson 4-3 Session 2 · 6.RP.A.3c</w:t>
+        <w:t xml:space="preserve">Builds on Lesson 4-3 Session 2</w:t>
       </w:r>
     </w:p>
     <w:tbl>
@@ -1880,7 +1884,7 @@
                 <w:sz w:val="20"/>
                 <w:szCs w:val="20"/>
               </w:rPr>
-              <w:t xml:space="preserve">You will use it in Practice Form A, problems 5 and 6.</w:t>
+              <w:t xml:space="preserve">You will use it in Practice, problems 5 and 6.</w:t>
             </w:r>
           </w:p>
         </w:tc>
@@ -1896,6 +1900,7 @@
           <w:tab w:val="right" w:pos="9504"/>
         </w:tabs>
         <w:spacing w:before="50" w:after="36" w:line="240" w:lineRule="auto"/>
+        <w:outlineLvl w:val="1"/>
       </w:pPr>
       <w:r>
         <w:rPr>
@@ -2162,6 +2167,7 @@
           <w:tab w:val="right" w:pos="9504"/>
         </w:tabs>
         <w:spacing w:before="50" w:after="36" w:line="240" w:lineRule="auto"/>
+        <w:outlineLvl w:val="1"/>
       </w:pPr>
       <w:r>
         <w:rPr>
@@ -2368,6 +2374,7 @@
           <w:tab w:val="right" w:pos="9504"/>
         </w:tabs>
         <w:spacing w:before="50" w:after="36" w:line="240" w:lineRule="auto"/>
+        <w:outlineLvl w:val="1"/>
       </w:pPr>
       <w:r>
         <w:rPr>
@@ -2414,8 +2421,8 @@
           <w:rFonts w:ascii="Avenir Next" w:hAnsi="Avenir Next" w:cs="Avenir Next" w:eastAsia="Avenir Next"/>
           <w:b/>
           <w:color w:val="1A1A1A"/>
-          <w:sz w:val="22"/>
-          <w:szCs w:val="22"/>
+          <w:sz w:val="21"/>
+          <w:szCs w:val="21"/>
         </w:rPr>
         <w:t xml:space="preserve">4.</w:t>
       </w:r>
@@ -2423,8 +2430,8 @@
         <w:rPr>
           <w:rFonts w:ascii="Avenir Next" w:hAnsi="Avenir Next" w:cs="Avenir Next" w:eastAsia="Avenir Next"/>
           <w:color w:val="1A1A1A"/>
-          <w:sz w:val="22"/>
-          <w:szCs w:val="22"/>
+          <w:sz w:val="21"/>
+          <w:szCs w:val="21"/>
         </w:rPr>
         <w:tab/>
       </w:r>
@@ -2432,8 +2439,8 @@
         <w:rPr>
           <w:rFonts w:ascii="Avenir Next" w:hAnsi="Avenir Next" w:cs="Avenir Next" w:eastAsia="Avenir Next"/>
           <w:color w:val="1A1A1A"/>
-          <w:sz w:val="22"/>
-          <w:szCs w:val="22"/>
+          <w:sz w:val="21"/>
+          <w:szCs w:val="21"/>
         </w:rPr>
         <w:t xml:space="preserve">Estimate 22% of 48.</w:t>
       </w:r>
@@ -2587,7 +2594,7 @@
           <w:sz w:val="21"/>
           <w:szCs w:val="21"/>
         </w:rPr>
-        <w:t xml:space="preserve">10% of 50 = </w:t>
+        <w:t xml:space="preserve">10% of </w:t>
       </w:r>
       <w:r>
         <w:rPr>
@@ -2606,7 +2613,64 @@
           <w:sz w:val="21"/>
           <w:szCs w:val="21"/>
         </w:rPr>
-        <w:t xml:space="preserve">. 2 × 5 = </w:t>
+        <w:t xml:space="preserve"> = </w:t>
+      </w:r>
+      <w:r>
+        <w:rPr>
+          <w:rFonts w:ascii="Avenir Next" w:hAnsi="Avenir Next" w:cs="Avenir Next" w:eastAsia="Avenir Next"/>
+          <w:color w:val="1A1A1A"/>
+          <w:sz w:val="21"/>
+          <w:szCs w:val="21"/>
+          <w:u w:val="single"/>
+        </w:rPr>
+        <w:t xml:space="preserve">                </w:t>
+      </w:r>
+      <w:r>
+        <w:rPr>
+          <w:rFonts w:ascii="Avenir Next" w:hAnsi="Avenir Next" w:cs="Avenir Next" w:eastAsia="Avenir Next"/>
+          <w:color w:val="1A1A1A"/>
+          <w:sz w:val="21"/>
+          <w:szCs w:val="21"/>
+        </w:rPr>
+        <w:t xml:space="preserve">. </w:t>
+      </w:r>
+      <w:r>
+        <w:rPr>
+          <w:rFonts w:ascii="Avenir Next" w:hAnsi="Avenir Next" w:cs="Avenir Next" w:eastAsia="Avenir Next"/>
+          <w:color w:val="1A1A1A"/>
+          <w:sz w:val="21"/>
+          <w:szCs w:val="21"/>
+          <w:u w:val="single"/>
+        </w:rPr>
+        <w:t xml:space="preserve">                </w:t>
+      </w:r>
+      <w:r>
+        <w:rPr>
+          <w:rFonts w:ascii="Avenir Next" w:hAnsi="Avenir Next" w:cs="Avenir Next" w:eastAsia="Avenir Next"/>
+          <w:color w:val="1A1A1A"/>
+          <w:sz w:val="21"/>
+          <w:szCs w:val="21"/>
+        </w:rPr>
+        <w:t xml:space="preserve"> × </w:t>
+      </w:r>
+      <w:r>
+        <w:rPr>
+          <w:rFonts w:ascii="Avenir Next" w:hAnsi="Avenir Next" w:cs="Avenir Next" w:eastAsia="Avenir Next"/>
+          <w:color w:val="1A1A1A"/>
+          <w:sz w:val="21"/>
+          <w:szCs w:val="21"/>
+          <w:u w:val="single"/>
+        </w:rPr>
+        <w:t xml:space="preserve">                </w:t>
+      </w:r>
+      <w:r>
+        <w:rPr>
+          <w:rFonts w:ascii="Avenir Next" w:hAnsi="Avenir Next" w:cs="Avenir Next" w:eastAsia="Avenir Next"/>
+          <w:color w:val="1A1A1A"/>
+          <w:sz w:val="21"/>
+          <w:szCs w:val="21"/>
+        </w:rPr>
+        <w:t xml:space="preserve"> = </w:t>
       </w:r>
       <w:r>
         <w:rPr>
@@ -2638,8 +2702,8 @@
           <w:rFonts w:ascii="Avenir Next" w:hAnsi="Avenir Next" w:cs="Avenir Next" w:eastAsia="Avenir Next"/>
           <w:b/>
           <w:color w:val="1A1A1A"/>
-          <w:sz w:val="22"/>
-          <w:szCs w:val="22"/>
+          <w:sz w:val="21"/>
+          <w:szCs w:val="21"/>
         </w:rPr>
         <w:t xml:space="preserve">5.</w:t>
       </w:r>
@@ -2647,8 +2711,8 @@
         <w:rPr>
           <w:rFonts w:ascii="Avenir Next" w:hAnsi="Avenir Next" w:cs="Avenir Next" w:eastAsia="Avenir Next"/>
           <w:color w:val="1A1A1A"/>
-          <w:sz w:val="22"/>
-          <w:szCs w:val="22"/>
+          <w:sz w:val="21"/>
+          <w:szCs w:val="21"/>
         </w:rPr>
         <w:tab/>
       </w:r>
@@ -2656,8 +2720,8 @@
         <w:rPr>
           <w:rFonts w:ascii="Avenir Next" w:hAnsi="Avenir Next" w:cs="Avenir Next" w:eastAsia="Avenir Next"/>
           <w:color w:val="1A1A1A"/>
-          <w:sz w:val="22"/>
-          <w:szCs w:val="22"/>
+          <w:sz w:val="21"/>
+          <w:szCs w:val="21"/>
         </w:rPr>
         <w:t xml:space="preserve">Estimate 41% of 302.</w:t>
       </w:r>
@@ -2811,7 +2875,7 @@
           <w:sz w:val="21"/>
           <w:szCs w:val="21"/>
         </w:rPr>
-        <w:t xml:space="preserve">10% of 300 = </w:t>
+        <w:t xml:space="preserve">10% of </w:t>
       </w:r>
       <w:r>
         <w:rPr>
@@ -2830,7 +2894,64 @@
           <w:sz w:val="21"/>
           <w:szCs w:val="21"/>
         </w:rPr>
-        <w:t xml:space="preserve">. 4 × 30 = </w:t>
+        <w:t xml:space="preserve"> = </w:t>
+      </w:r>
+      <w:r>
+        <w:rPr>
+          <w:rFonts w:ascii="Avenir Next" w:hAnsi="Avenir Next" w:cs="Avenir Next" w:eastAsia="Avenir Next"/>
+          <w:color w:val="1A1A1A"/>
+          <w:sz w:val="21"/>
+          <w:szCs w:val="21"/>
+          <w:u w:val="single"/>
+        </w:rPr>
+        <w:t xml:space="preserve">                </w:t>
+      </w:r>
+      <w:r>
+        <w:rPr>
+          <w:rFonts w:ascii="Avenir Next" w:hAnsi="Avenir Next" w:cs="Avenir Next" w:eastAsia="Avenir Next"/>
+          <w:color w:val="1A1A1A"/>
+          <w:sz w:val="21"/>
+          <w:szCs w:val="21"/>
+        </w:rPr>
+        <w:t xml:space="preserve">. </w:t>
+      </w:r>
+      <w:r>
+        <w:rPr>
+          <w:rFonts w:ascii="Avenir Next" w:hAnsi="Avenir Next" w:cs="Avenir Next" w:eastAsia="Avenir Next"/>
+          <w:color w:val="1A1A1A"/>
+          <w:sz w:val="21"/>
+          <w:szCs w:val="21"/>
+          <w:u w:val="single"/>
+        </w:rPr>
+        <w:t xml:space="preserve">                </w:t>
+      </w:r>
+      <w:r>
+        <w:rPr>
+          <w:rFonts w:ascii="Avenir Next" w:hAnsi="Avenir Next" w:cs="Avenir Next" w:eastAsia="Avenir Next"/>
+          <w:color w:val="1A1A1A"/>
+          <w:sz w:val="21"/>
+          <w:szCs w:val="21"/>
+        </w:rPr>
+        <w:t xml:space="preserve"> × </w:t>
+      </w:r>
+      <w:r>
+        <w:rPr>
+          <w:rFonts w:ascii="Avenir Next" w:hAnsi="Avenir Next" w:cs="Avenir Next" w:eastAsia="Avenir Next"/>
+          <w:color w:val="1A1A1A"/>
+          <w:sz w:val="21"/>
+          <w:szCs w:val="21"/>
+          <w:u w:val="single"/>
+        </w:rPr>
+        <w:t xml:space="preserve">                </w:t>
+      </w:r>
+      <w:r>
+        <w:rPr>
+          <w:rFonts w:ascii="Avenir Next" w:hAnsi="Avenir Next" w:cs="Avenir Next" w:eastAsia="Avenir Next"/>
+          <w:color w:val="1A1A1A"/>
+          <w:sz w:val="21"/>
+          <w:szCs w:val="21"/>
+        </w:rPr>
+        <w:t xml:space="preserve"> = </w:t>
       </w:r>
       <w:r>
         <w:rPr>
@@ -2858,6 +2979,7 @@
           <w:tab w:val="right" w:pos="9504"/>
         </w:tabs>
         <w:spacing w:before="50" w:after="36" w:line="240" w:lineRule="auto"/>
+        <w:outlineLvl w:val="1"/>
       </w:pPr>
       <w:r>
         <w:rPr>
@@ -2942,8 +3064,8 @@
                 <w:rFonts w:ascii="Avenir Next" w:hAnsi="Avenir Next" w:cs="Avenir Next" w:eastAsia="Avenir Next"/>
                 <w:b/>
                 <w:color w:val="1A1A1A"/>
-                <w:sz w:val="22"/>
-                <w:szCs w:val="22"/>
+                <w:sz w:val="21"/>
+                <w:szCs w:val="21"/>
               </w:rPr>
               <w:t xml:space="preserve">6.</w:t>
             </w:r>
@@ -2951,8 +3073,8 @@
               <w:rPr>
                 <w:rFonts w:ascii="Avenir Next" w:hAnsi="Avenir Next" w:cs="Avenir Next" w:eastAsia="Avenir Next"/>
                 <w:color w:val="1A1A1A"/>
-                <w:sz w:val="22"/>
-                <w:szCs w:val="22"/>
+                <w:sz w:val="21"/>
+                <w:szCs w:val="21"/>
               </w:rPr>
               <w:tab/>
             </w:r>
@@ -2960,8 +3082,8 @@
               <w:rPr>
                 <w:rFonts w:ascii="Avenir Next" w:hAnsi="Avenir Next" w:cs="Avenir Next" w:eastAsia="Avenir Next"/>
                 <w:color w:val="1A1A1A"/>
-                <w:sz w:val="22"/>
-                <w:szCs w:val="22"/>
+                <w:sz w:val="21"/>
+                <w:szCs w:val="21"/>
               </w:rPr>
               <w:t xml:space="preserve">Estimate each amount.</w:t>
             </w:r>
@@ -3015,8 +3137,8 @@
                       <w:rFonts w:ascii="Avenir Next" w:hAnsi="Avenir Next" w:cs="Avenir Next" w:eastAsia="Avenir Next"/>
                       <w:b/>
                       <w:color w:val="003A70"/>
-                      <w:sz w:val="22"/>
-                      <w:szCs w:val="22"/>
+                      <w:sz w:val="21"/>
+                      <w:szCs w:val="21"/>
                     </w:rPr>
                     <w:t xml:space="preserve">a.</w:t>
                   </w:r>
@@ -3024,8 +3146,8 @@
                     <w:rPr>
                       <w:rFonts w:ascii="Avenir Next" w:hAnsi="Avenir Next" w:cs="Avenir Next" w:eastAsia="Avenir Next"/>
                       <w:color w:val="1A1A1A"/>
-                      <w:sz w:val="22"/>
-                      <w:szCs w:val="22"/>
+                      <w:sz w:val="21"/>
+                      <w:szCs w:val="21"/>
                     </w:rPr>
                     <w:tab/>
                   </w:r>
@@ -3033,8 +3155,8 @@
                     <w:rPr>
                       <w:rFonts w:ascii="Avenir Next" w:hAnsi="Avenir Next" w:cs="Avenir Next" w:eastAsia="Avenir Next"/>
                       <w:color w:val="1A1A1A"/>
-                      <w:sz w:val="22"/>
-                      <w:szCs w:val="22"/>
+                      <w:sz w:val="21"/>
+                      <w:szCs w:val="21"/>
                     </w:rPr>
                     <w:t xml:space="preserve">19% of 51 is about</w:t>
                   </w:r>
@@ -3042,8 +3164,8 @@
                     <w:rPr>
                       <w:rFonts w:ascii="Avenir Next" w:hAnsi="Avenir Next" w:cs="Avenir Next" w:eastAsia="Avenir Next"/>
                       <w:color w:val="1A1A1A"/>
-                      <w:sz w:val="22"/>
-                      <w:szCs w:val="22"/>
+                      <w:sz w:val="21"/>
+                      <w:szCs w:val="21"/>
                     </w:rPr>
                     <w:t xml:space="preserve">  </w:t>
                   </w:r>
@@ -3051,11 +3173,11 @@
                     <w:rPr>
                       <w:rFonts w:ascii="Avenir Next" w:hAnsi="Avenir Next" w:cs="Avenir Next" w:eastAsia="Avenir Next"/>
                       <w:color w:val="1A1A1A"/>
-                      <w:sz w:val="22"/>
-                      <w:szCs w:val="22"/>
+                      <w:sz w:val="21"/>
+                      <w:szCs w:val="21"/>
                       <w:u w:val="single"/>
                     </w:rPr>
-                    <w:t xml:space="preserve">      </w:t>
+                    <w:t xml:space="preserve">          </w:t>
                   </w:r>
                 </w:p>
               </w:tc>
@@ -3077,8 +3199,8 @@
                       <w:rFonts w:ascii="Avenir Next" w:hAnsi="Avenir Next" w:cs="Avenir Next" w:eastAsia="Avenir Next"/>
                       <w:b/>
                       <w:color w:val="003A70"/>
-                      <w:sz w:val="22"/>
-                      <w:szCs w:val="22"/>
+                      <w:sz w:val="21"/>
+                      <w:szCs w:val="21"/>
                     </w:rPr>
                     <w:t xml:space="preserve">b.</w:t>
                   </w:r>
@@ -3086,8 +3208,8 @@
                     <w:rPr>
                       <w:rFonts w:ascii="Avenir Next" w:hAnsi="Avenir Next" w:cs="Avenir Next" w:eastAsia="Avenir Next"/>
                       <w:color w:val="1A1A1A"/>
-                      <w:sz w:val="22"/>
-                      <w:szCs w:val="22"/>
+                      <w:sz w:val="21"/>
+                      <w:szCs w:val="21"/>
                     </w:rPr>
                     <w:tab/>
                   </w:r>
@@ -3095,8 +3217,8 @@
                     <w:rPr>
                       <w:rFonts w:ascii="Avenir Next" w:hAnsi="Avenir Next" w:cs="Avenir Next" w:eastAsia="Avenir Next"/>
                       <w:color w:val="1A1A1A"/>
-                      <w:sz w:val="22"/>
-                      <w:szCs w:val="22"/>
+                      <w:sz w:val="21"/>
+                      <w:szCs w:val="21"/>
                     </w:rPr>
                     <w:t xml:space="preserve">32% of 89 is about</w:t>
                   </w:r>
@@ -3104,8 +3226,8 @@
                     <w:rPr>
                       <w:rFonts w:ascii="Avenir Next" w:hAnsi="Avenir Next" w:cs="Avenir Next" w:eastAsia="Avenir Next"/>
                       <w:color w:val="1A1A1A"/>
-                      <w:sz w:val="22"/>
-                      <w:szCs w:val="22"/>
+                      <w:sz w:val="21"/>
+                      <w:szCs w:val="21"/>
                     </w:rPr>
                     <w:t xml:space="preserve">  </w:t>
                   </w:r>
@@ -3113,11 +3235,11 @@
                     <w:rPr>
                       <w:rFonts w:ascii="Avenir Next" w:hAnsi="Avenir Next" w:cs="Avenir Next" w:eastAsia="Avenir Next"/>
                       <w:color w:val="1A1A1A"/>
-                      <w:sz w:val="22"/>
-                      <w:szCs w:val="22"/>
+                      <w:sz w:val="21"/>
+                      <w:szCs w:val="21"/>
                       <w:u w:val="single"/>
                     </w:rPr>
-                    <w:t xml:space="preserve">      </w:t>
+                    <w:t xml:space="preserve">          </w:t>
                   </w:r>
                 </w:p>
               </w:tc>
@@ -3145,8 +3267,8 @@
                       <w:rFonts w:ascii="Avenir Next" w:hAnsi="Avenir Next" w:cs="Avenir Next" w:eastAsia="Avenir Next"/>
                       <w:b/>
                       <w:color w:val="003A70"/>
-                      <w:sz w:val="22"/>
-                      <w:szCs w:val="22"/>
+                      <w:sz w:val="21"/>
+                      <w:szCs w:val="21"/>
                     </w:rPr>
                     <w:t xml:space="preserve">c.</w:t>
                   </w:r>
@@ -3154,8 +3276,8 @@
                     <w:rPr>
                       <w:rFonts w:ascii="Avenir Next" w:hAnsi="Avenir Next" w:cs="Avenir Next" w:eastAsia="Avenir Next"/>
                       <w:color w:val="1A1A1A"/>
-                      <w:sz w:val="22"/>
-                      <w:szCs w:val="22"/>
+                      <w:sz w:val="21"/>
+                      <w:szCs w:val="21"/>
                     </w:rPr>
                     <w:tab/>
                   </w:r>
@@ -3163,8 +3285,8 @@
                     <w:rPr>
                       <w:rFonts w:ascii="Avenir Next" w:hAnsi="Avenir Next" w:cs="Avenir Next" w:eastAsia="Avenir Next"/>
                       <w:color w:val="1A1A1A"/>
-                      <w:sz w:val="22"/>
-                      <w:szCs w:val="22"/>
+                      <w:sz w:val="21"/>
+                      <w:szCs w:val="21"/>
                     </w:rPr>
                     <w:t xml:space="preserve">49% of 398 is about</w:t>
                   </w:r>
@@ -3172,8 +3294,8 @@
                     <w:rPr>
                       <w:rFonts w:ascii="Avenir Next" w:hAnsi="Avenir Next" w:cs="Avenir Next" w:eastAsia="Avenir Next"/>
                       <w:color w:val="1A1A1A"/>
-                      <w:sz w:val="22"/>
-                      <w:szCs w:val="22"/>
+                      <w:sz w:val="21"/>
+                      <w:szCs w:val="21"/>
                     </w:rPr>
                     <w:t xml:space="preserve">  </w:t>
                   </w:r>
@@ -3181,11 +3303,11 @@
                     <w:rPr>
                       <w:rFonts w:ascii="Avenir Next" w:hAnsi="Avenir Next" w:cs="Avenir Next" w:eastAsia="Avenir Next"/>
                       <w:color w:val="1A1A1A"/>
-                      <w:sz w:val="22"/>
-                      <w:szCs w:val="22"/>
+                      <w:sz w:val="21"/>
+                      <w:szCs w:val="21"/>
                       <w:u w:val="single"/>
                     </w:rPr>
-                    <w:t xml:space="preserve">      </w:t>
+                    <w:t xml:space="preserve">          </w:t>
                   </w:r>
                 </w:p>
               </w:tc>
@@ -3207,8 +3329,8 @@
                       <w:rFonts w:ascii="Avenir Next" w:hAnsi="Avenir Next" w:cs="Avenir Next" w:eastAsia="Avenir Next"/>
                       <w:b/>
                       <w:color w:val="003A70"/>
-                      <w:sz w:val="22"/>
-                      <w:szCs w:val="22"/>
+                      <w:sz w:val="21"/>
+                      <w:szCs w:val="21"/>
                     </w:rPr>
                     <w:t xml:space="preserve">d.</w:t>
                   </w:r>
@@ -3216,8 +3338,8 @@
                     <w:rPr>
                       <w:rFonts w:ascii="Avenir Next" w:hAnsi="Avenir Next" w:cs="Avenir Next" w:eastAsia="Avenir Next"/>
                       <w:color w:val="1A1A1A"/>
-                      <w:sz w:val="22"/>
-                      <w:szCs w:val="22"/>
+                      <w:sz w:val="21"/>
+                      <w:szCs w:val="21"/>
                     </w:rPr>
                     <w:tab/>
                   </w:r>
@@ -3225,8 +3347,8 @@
                     <w:rPr>
                       <w:rFonts w:ascii="Avenir Next" w:hAnsi="Avenir Next" w:cs="Avenir Next" w:eastAsia="Avenir Next"/>
                       <w:color w:val="1A1A1A"/>
-                      <w:sz w:val="22"/>
-                      <w:szCs w:val="22"/>
+                      <w:sz w:val="21"/>
+                      <w:szCs w:val="21"/>
                     </w:rPr>
                     <w:t xml:space="preserve">11% of 607 is about</w:t>
                   </w:r>
@@ -3234,8 +3356,8 @@
                     <w:rPr>
                       <w:rFonts w:ascii="Avenir Next" w:hAnsi="Avenir Next" w:cs="Avenir Next" w:eastAsia="Avenir Next"/>
                       <w:color w:val="1A1A1A"/>
-                      <w:sz w:val="22"/>
-                      <w:szCs w:val="22"/>
+                      <w:sz w:val="21"/>
+                      <w:szCs w:val="21"/>
                     </w:rPr>
                     <w:t xml:space="preserve">  </w:t>
                   </w:r>
@@ -3243,11 +3365,11 @@
                     <w:rPr>
                       <w:rFonts w:ascii="Avenir Next" w:hAnsi="Avenir Next" w:cs="Avenir Next" w:eastAsia="Avenir Next"/>
                       <w:color w:val="1A1A1A"/>
-                      <w:sz w:val="22"/>
-                      <w:szCs w:val="22"/>
+                      <w:sz w:val="21"/>
+                      <w:szCs w:val="21"/>
                       <w:u w:val="single"/>
                     </w:rPr>
-                    <w:t xml:space="preserve">      </w:t>
+                    <w:t xml:space="preserve">          </w:t>
                   </w:r>
                 </w:p>
               </w:tc>
@@ -3276,6 +3398,7 @@
           <w:tab w:val="right" w:pos="9504"/>
         </w:tabs>
         <w:spacing w:before="50" w:after="36" w:line="240" w:lineRule="auto"/>
+        <w:outlineLvl w:val="1"/>
       </w:pPr>
       <w:r>
         <w:rPr>
@@ -3360,8 +3483,8 @@
                 <w:rFonts w:ascii="Avenir Next" w:hAnsi="Avenir Next" w:cs="Avenir Next" w:eastAsia="Avenir Next"/>
                 <w:b/>
                 <w:color w:val="1A1A1A"/>
-                <w:sz w:val="22"/>
-                <w:szCs w:val="22"/>
+                <w:sz w:val="21"/>
+                <w:szCs w:val="21"/>
               </w:rPr>
               <w:t xml:space="preserve">7.</w:t>
             </w:r>
@@ -3369,8 +3492,8 @@
               <w:rPr>
                 <w:rFonts w:ascii="Avenir Next" w:hAnsi="Avenir Next" w:cs="Avenir Next" w:eastAsia="Avenir Next"/>
                 <w:color w:val="1A1A1A"/>
-                <w:sz w:val="22"/>
-                <w:szCs w:val="22"/>
+                <w:sz w:val="21"/>
+                <w:szCs w:val="21"/>
               </w:rPr>
               <w:tab/>
             </w:r>
@@ -3378,8 +3501,8 @@
               <w:rPr>
                 <w:rFonts w:ascii="Avenir Next" w:hAnsi="Avenir Next" w:cs="Avenir Next" w:eastAsia="Avenir Next"/>
                 <w:color w:val="1A1A1A"/>
-                <w:sz w:val="22"/>
-                <w:szCs w:val="22"/>
+                <w:sz w:val="21"/>
+                <w:szCs w:val="21"/>
               </w:rPr>
               <w:t xml:space="preserve">Ana got 20.8 for 65% of 320. Which estimate shows she is wrong?</w:t>
             </w:r>
@@ -3432,8 +3555,8 @@
                       <w:rFonts w:ascii="Avenir Next" w:hAnsi="Avenir Next" w:cs="Avenir Next" w:eastAsia="Avenir Next"/>
                       <w:b/>
                       <w:color w:val="003A70"/>
-                      <w:sz w:val="21"/>
-                      <w:szCs w:val="21"/>
+                      <w:sz w:val="22"/>
+                      <w:szCs w:val="22"/>
                     </w:rPr>
                     <w:t xml:space="preserve">A</w:t>
                   </w:r>
@@ -3441,8 +3564,8 @@
                     <w:rPr>
                       <w:rFonts w:ascii="Avenir Next" w:hAnsi="Avenir Next" w:cs="Avenir Next" w:eastAsia="Avenir Next"/>
                       <w:color w:val="1A1A1A"/>
-                      <w:sz w:val="21"/>
-                      <w:szCs w:val="21"/>
+                      <w:sz w:val="22"/>
+                      <w:szCs w:val="22"/>
                     </w:rPr>
                     <w:tab/>
                   </w:r>
@@ -3450,8 +3573,8 @@
                     <w:rPr>
                       <w:rFonts w:ascii="Avenir Next" w:hAnsi="Avenir Next" w:cs="Avenir Next" w:eastAsia="Avenir Next"/>
                       <w:color w:val="1A1A1A"/>
-                      <w:sz w:val="21"/>
-                      <w:szCs w:val="21"/>
+                      <w:sz w:val="22"/>
+                      <w:szCs w:val="22"/>
                     </w:rPr>
                     <w:t xml:space="preserve">70% of 300 is about 210</w:t>
                   </w:r>
@@ -3475,8 +3598,8 @@
                       <w:rFonts w:ascii="Avenir Next" w:hAnsi="Avenir Next" w:cs="Avenir Next" w:eastAsia="Avenir Next"/>
                       <w:b/>
                       <w:color w:val="003A70"/>
-                      <w:sz w:val="21"/>
-                      <w:szCs w:val="21"/>
+                      <w:sz w:val="22"/>
+                      <w:szCs w:val="22"/>
                     </w:rPr>
                     <w:t xml:space="preserve">B</w:t>
                   </w:r>
@@ -3484,8 +3607,8 @@
                     <w:rPr>
                       <w:rFonts w:ascii="Avenir Next" w:hAnsi="Avenir Next" w:cs="Avenir Next" w:eastAsia="Avenir Next"/>
                       <w:color w:val="1A1A1A"/>
-                      <w:sz w:val="21"/>
-                      <w:szCs w:val="21"/>
+                      <w:sz w:val="22"/>
+                      <w:szCs w:val="22"/>
                     </w:rPr>
                     <w:tab/>
                   </w:r>
@@ -3493,8 +3616,8 @@
                     <w:rPr>
                       <w:rFonts w:ascii="Avenir Next" w:hAnsi="Avenir Next" w:cs="Avenir Next" w:eastAsia="Avenir Next"/>
                       <w:color w:val="1A1A1A"/>
-                      <w:sz w:val="21"/>
-                      <w:szCs w:val="21"/>
+                      <w:sz w:val="22"/>
+                      <w:szCs w:val="22"/>
                     </w:rPr>
                     <w:t xml:space="preserve">65% of 320 is about 65</w:t>
                   </w:r>
@@ -3523,8 +3646,8 @@
                       <w:rFonts w:ascii="Avenir Next" w:hAnsi="Avenir Next" w:cs="Avenir Next" w:eastAsia="Avenir Next"/>
                       <w:b/>
                       <w:color w:val="003A70"/>
-                      <w:sz w:val="21"/>
-                      <w:szCs w:val="21"/>
+                      <w:sz w:val="22"/>
+                      <w:szCs w:val="22"/>
                     </w:rPr>
                     <w:t xml:space="preserve">C</w:t>
                   </w:r>
@@ -3532,8 +3655,8 @@
                     <w:rPr>
                       <w:rFonts w:ascii="Avenir Next" w:hAnsi="Avenir Next" w:cs="Avenir Next" w:eastAsia="Avenir Next"/>
                       <w:color w:val="1A1A1A"/>
-                      <w:sz w:val="21"/>
-                      <w:szCs w:val="21"/>
+                      <w:sz w:val="22"/>
+                      <w:szCs w:val="22"/>
                     </w:rPr>
                     <w:tab/>
                   </w:r>
@@ -3541,8 +3664,8 @@
                     <w:rPr>
                       <w:rFonts w:ascii="Avenir Next" w:hAnsi="Avenir Next" w:cs="Avenir Next" w:eastAsia="Avenir Next"/>
                       <w:color w:val="1A1A1A"/>
-                      <w:sz w:val="21"/>
-                      <w:szCs w:val="21"/>
+                      <w:sz w:val="22"/>
+                      <w:szCs w:val="22"/>
                     </w:rPr>
                     <w:t xml:space="preserve">10% of 320 is 3.2</w:t>
                   </w:r>
@@ -3566,8 +3689,8 @@
                       <w:rFonts w:ascii="Avenir Next" w:hAnsi="Avenir Next" w:cs="Avenir Next" w:eastAsia="Avenir Next"/>
                       <w:b/>
                       <w:color w:val="003A70"/>
-                      <w:sz w:val="21"/>
-                      <w:szCs w:val="21"/>
+                      <w:sz w:val="22"/>
+                      <w:szCs w:val="22"/>
                     </w:rPr>
                     <w:t xml:space="preserve">D</w:t>
                   </w:r>
@@ -3575,8 +3698,8 @@
                     <w:rPr>
                       <w:rFonts w:ascii="Avenir Next" w:hAnsi="Avenir Next" w:cs="Avenir Next" w:eastAsia="Avenir Next"/>
                       <w:color w:val="1A1A1A"/>
-                      <w:sz w:val="21"/>
-                      <w:szCs w:val="21"/>
+                      <w:sz w:val="22"/>
+                      <w:szCs w:val="22"/>
                     </w:rPr>
                     <w:tab/>
                   </w:r>
@@ -3584,8 +3707,8 @@
                     <w:rPr>
                       <w:rFonts w:ascii="Avenir Next" w:hAnsi="Avenir Next" w:cs="Avenir Next" w:eastAsia="Avenir Next"/>
                       <w:color w:val="1A1A1A"/>
-                      <w:sz w:val="21"/>
-                      <w:szCs w:val="21"/>
+                      <w:sz w:val="22"/>
+                      <w:szCs w:val="22"/>
                     </w:rPr>
                     <w:t xml:space="preserve">60% of 300 is 18</w:t>
                   </w:r>
@@ -3633,19 +3756,19 @@
         <w:tblLook w:val="0000" w:firstRow="0" w:lastRow="0" w:firstColumn="0" w:lastColumn="0" w:noHBand="1" w:noVBand="1"/>
       </w:tblPr>
       <w:tblGrid>
-        <w:gridCol w:w="2000"/>
-        <w:gridCol w:w="2300"/>
-        <w:gridCol w:w="2100"/>
-        <w:gridCol w:w="3104"/>
+        <w:gridCol w:w="1750"/>
+        <w:gridCol w:w="2500"/>
+        <w:gridCol w:w="2200"/>
+        <w:gridCol w:w="3054"/>
       </w:tblGrid>
       <w:tr>
         <w:trPr>
           <w:cantSplit/>
-          <w:trHeight w:val="320" w:hRule="atLeast"/>
+          <w:trHeight w:val="300" w:hRule="atLeast"/>
         </w:trPr>
         <w:tc>
           <w:tcPr>
-            <w:tcW w:w="2000" w:type="dxa"/>
+            <w:tcW w:w="1750" w:type="dxa"/>
             <w:vAlign w:val="center"/>
           </w:tcPr>
           <w:p>
@@ -3667,7 +3790,7 @@
         </w:tc>
         <w:tc>
           <w:tcPr>
-            <w:tcW w:w="2300" w:type="dxa"/>
+            <w:tcW w:w="2500" w:type="dxa"/>
             <w:vAlign w:val="center"/>
           </w:tcPr>
           <w:p>
@@ -3678,8 +3801,8 @@
               <w:rPr>
                 <w:rFonts w:ascii="Arial" w:hAnsi="Arial" w:cs="Arial" w:eastAsia="Arial"/>
                 <w:color w:val="1A1A1A"/>
-                <w:sz w:val="24"/>
-                <w:szCs w:val="24"/>
+                <w:sz w:val="20"/>
+                <w:szCs w:val="20"/>
               </w:rPr>
               <w:t xml:space="preserve">□</w:t>
             </w:r>
@@ -3696,7 +3819,7 @@
         </w:tc>
         <w:tc>
           <w:tcPr>
-            <w:tcW w:w="2100" w:type="dxa"/>
+            <w:tcW w:w="2200" w:type="dxa"/>
             <w:vAlign w:val="center"/>
           </w:tcPr>
           <w:p>
@@ -3707,8 +3830,8 @@
               <w:rPr>
                 <w:rFonts w:ascii="Arial" w:hAnsi="Arial" w:cs="Arial" w:eastAsia="Arial"/>
                 <w:color w:val="1A1A1A"/>
-                <w:sz w:val="24"/>
-                <w:szCs w:val="24"/>
+                <w:sz w:val="20"/>
+                <w:szCs w:val="20"/>
               </w:rPr>
               <w:t xml:space="preserve">□</w:t>
             </w:r>
@@ -3725,7 +3848,7 @@
         </w:tc>
         <w:tc>
           <w:tcPr>
-            <w:tcW w:w="3104" w:type="dxa"/>
+            <w:tcW w:w="3054" w:type="dxa"/>
             <w:vAlign w:val="center"/>
           </w:tcPr>
           <w:p>
@@ -3736,8 +3859,8 @@
               <w:rPr>
                 <w:rFonts w:ascii="Arial" w:hAnsi="Arial" w:cs="Arial" w:eastAsia="Arial"/>
                 <w:color w:val="1A1A1A"/>
-                <w:sz w:val="24"/>
-                <w:szCs w:val="24"/>
+                <w:sz w:val="20"/>
+                <w:szCs w:val="20"/>
               </w:rPr>
               <w:t xml:space="preserve">□</w:t>
             </w:r>
@@ -3772,7 +3895,7 @@
     <w:sectPr>
       <w:footerReference w:type="default" r:id="rIdFooter1"/>
       <w:pgSz w:w="12240" w:h="15840"/>
-      <w:pgMar w:top="893" w:right="1224" w:bottom="835" w:left="1512" w:header="432" w:footer="432" w:gutter="0"/>
+      <w:pgMar w:top="780" w:right="1224" w:bottom="760" w:left="1512" w:header="432" w:footer="432" w:gutter="0"/>
       <w:cols w:space="720"/>
     </w:sectPr>
   </w:body>
